--- a/docs/gost/07-opisanie-primeneniya.docx
+++ b/docs/gost/07-opisanie-primeneniya.docx
@@ -874,25 +874,31 @@
       <w:r>
         <w:t xml:space="preserve">Документ составлен по материалам репозитория и измерениям, лежащим в </w:t>
       </w:r>
-      <w:r>
-        <w:rPr>
-          <w:rFonts w:ascii="Courier New" w:hAnsi="Courier New" w:cs="Courier New"/>
-          <w:sz w:val="24"/>
-          <w:szCs w:val="24"/>
-        </w:rPr>
-        <w:t xml:space="preserve">docs/spike/results/</w:t>
-      </w:r>
+      <w:hyperlink r:id="rIdLnk1" w:history="1">
+        <w:r>
+          <w:rPr>
+            <w:rStyle w:val="Hyperlink"/>
+            <w:rFonts w:ascii="Courier New" w:hAnsi="Courier New" w:cs="Courier New"/>
+            <w:sz w:val="24"/>
+            <w:szCs w:val="24"/>
+          </w:rPr>
+          <w:t xml:space="preserve">docs/spike/results/</w:t>
+        </w:r>
+      </w:hyperlink>
       <w:r>
         <w:t xml:space="preserve"> и </w:t>
       </w:r>
-      <w:r>
-        <w:rPr>
-          <w:rFonts w:ascii="Courier New" w:hAnsi="Courier New" w:cs="Courier New"/>
-          <w:sz w:val="24"/>
-          <w:szCs w:val="24"/>
-        </w:rPr>
-        <w:t xml:space="preserve">docs/perf/</w:t>
-      </w:r>
+      <w:hyperlink r:id="rIdLnk2" w:history="1">
+        <w:r>
+          <w:rPr>
+            <w:rStyle w:val="Hyperlink"/>
+            <w:rFonts w:ascii="Courier New" w:hAnsi="Courier New" w:cs="Courier New"/>
+            <w:sz w:val="24"/>
+            <w:szCs w:val="24"/>
+          </w:rPr>
+          <w:t xml:space="preserve">docs/perf/</w:t>
+        </w:r>
+      </w:hyperlink>
       <w:r>
         <w:t xml:space="preserve">, с помощью ИИ-ассистента; человеком не проверен и никем не согласован. Подписи, должности, даты согласования и обозначение документа оставлены пустыми намеренно.</w:t>
       </w:r>
@@ -1011,14 +1017,17 @@
       <w:r>
         <w:t xml:space="preserve">Автоматически построенный граф содержит очень мало фактов, пригодных для правил (структурированные утверждения о присутствии – 0,7 % высказываний, </w:t>
       </w:r>
-      <w:r>
-        <w:rPr>
-          <w:rFonts w:ascii="Courier New" w:hAnsi="Courier New" w:cs="Courier New"/>
-          <w:sz w:val="24"/>
-          <w:szCs w:val="24"/>
-        </w:rPr>
-        <w:t xml:space="preserve">docs/spike/results/graph-sanity-20261028.md</w:t>
-      </w:r>
+      <w:hyperlink r:id="rIdLnk3" w:history="1">
+        <w:r>
+          <w:rPr>
+            <w:rStyle w:val="Hyperlink"/>
+            <w:rFonts w:ascii="Courier New" w:hAnsi="Courier New" w:cs="Courier New"/>
+            <w:sz w:val="24"/>
+            <w:szCs w:val="24"/>
+          </w:rPr>
+          <w:t xml:space="preserve">docs/spike/results/graph-sanity-20261028.md</w:t>
+        </w:r>
+      </w:hyperlink>
       <w:r>
         <w:t xml:space="preserve">), поэтому проверка алиби и противоречий на произвольном рассказе чаще вернёт «неизвестно» или пустой результат; уверенные находки есть только для курируемых демонстрационных случаев.</w:t>
       </w:r>
@@ -1034,14 +1043,17 @@
       <w:r>
         <w:t xml:space="preserve">Режим выбора виновника («кто это сделал») не включён и признан небезопасным (</w:t>
       </w:r>
-      <w:r>
-        <w:rPr>
-          <w:rFonts w:ascii="Courier New" w:hAnsi="Courier New" w:cs="Courier New"/>
-          <w:sz w:val="24"/>
-          <w:szCs w:val="24"/>
-        </w:rPr>
-        <w:t xml:space="preserve">docs/spike/results/entity-answer-2026-10-29.md</w:t>
-      </w:r>
+      <w:hyperlink r:id="rIdLnk4" w:history="1">
+        <w:r>
+          <w:rPr>
+            <w:rStyle w:val="Hyperlink"/>
+            <w:rFonts w:ascii="Courier New" w:hAnsi="Courier New" w:cs="Courier New"/>
+            <w:sz w:val="24"/>
+            <w:szCs w:val="24"/>
+          </w:rPr>
+          <w:t xml:space="preserve">docs/spike/results/entity-answer-2026-10-29.md</w:t>
+        </w:r>
+      </w:hyperlink>
       <w:r>
         <w:t xml:space="preserve">).</w:t>
       </w:r>
@@ -1058,14 +1070,17 @@
       <w:r>
         <w:t xml:space="preserve">Технические и программные требования – ТЗ, раздел 4; установка – «Руководство системного программиста» (РСП); работа оператора – «Руководство оператора» (РО). Программа применяется на одном компьютере; сеть не нужна; время ответа на целевом ноутбуке без GPU – десятки секунд (медиана 28,4 с, </w:t>
       </w:r>
-      <w:r>
-        <w:rPr>
-          <w:rFonts w:ascii="Courier New" w:hAnsi="Courier New" w:cs="Courier New"/>
-          <w:sz w:val="24"/>
-          <w:szCs w:val="24"/>
-        </w:rPr>
-        <w:t xml:space="preserve">docs/perf/laptop-20261029.md</w:t>
-      </w:r>
+      <w:hyperlink r:id="rIdLnk5" w:history="1">
+        <w:r>
+          <w:rPr>
+            <w:rStyle w:val="Hyperlink"/>
+            <w:rFonts w:ascii="Courier New" w:hAnsi="Courier New" w:cs="Courier New"/>
+            <w:sz w:val="24"/>
+            <w:szCs w:val="24"/>
+          </w:rPr>
+          <w:t xml:space="preserve">docs/perf/laptop-20261029.md</w:t>
+        </w:r>
+      </w:hyperlink>
       <w:r>
         <w:t xml:space="preserve">). Рекомендуется перед показом прогреть модель одним вопросом и подключить питание.</w:t>
       </w:r>
@@ -1790,25 +1805,31 @@
       <w:r>
         <w:t xml:space="preserve">Таблица 2 – Контрольный сценарий показа (</w:t>
       </w:r>
-      <w:r>
-        <w:rPr>
-          <w:rFonts w:ascii="Courier New" w:hAnsi="Courier New" w:cs="Courier New"/>
-          <w:sz w:val="24"/>
-          <w:szCs w:val="24"/>
-        </w:rPr>
-        <w:t xml:space="preserve">docs/design/demo-script.md</w:t>
-      </w:r>
+      <w:hyperlink r:id="rIdLnk6" w:history="1">
+        <w:r>
+          <w:rPr>
+            <w:rStyle w:val="Hyperlink"/>
+            <w:rFonts w:ascii="Courier New" w:hAnsi="Courier New" w:cs="Courier New"/>
+            <w:sz w:val="24"/>
+            <w:szCs w:val="24"/>
+          </w:rPr>
+          <w:t xml:space="preserve">docs/design/demo-script.md</w:t>
+        </w:r>
+      </w:hyperlink>
       <w:r>
         <w:t xml:space="preserve">, </w:t>
       </w:r>
-      <w:r>
-        <w:rPr>
-          <w:rFonts w:ascii="Courier New" w:hAnsi="Courier New" w:cs="Courier New"/>
-          <w:sz w:val="24"/>
-          <w:szCs w:val="24"/>
-        </w:rPr>
-        <w:t xml:space="preserve">docs/team/CLEAN_INSTALL.md</w:t>
-      </w:r>
+      <w:hyperlink r:id="rIdLnk7" w:history="1">
+        <w:r>
+          <w:rPr>
+            <w:rStyle w:val="Hyperlink"/>
+            <w:rFonts w:ascii="Courier New" w:hAnsi="Courier New" w:cs="Courier New"/>
+            <w:sz w:val="24"/>
+            <w:szCs w:val="24"/>
+          </w:rPr>
+          <w:t xml:space="preserve">docs/team/CLEAN_INSTALL.md</w:t>
+        </w:r>
+      </w:hyperlink>
       <w:r>
         <w:t xml:space="preserve">)</w:t>
       </w:r>
@@ -2124,14 +2145,17 @@
       <w:r>
         <w:t xml:space="preserve">Все записи показа, выполненные не вживую, объявляются записями; находки на курируемых фактах называются курируемыми (</w:t>
       </w:r>
-      <w:r>
-        <w:rPr>
-          <w:rFonts w:ascii="Courier New" w:hAnsi="Courier New" w:cs="Courier New"/>
-          <w:sz w:val="24"/>
-          <w:szCs w:val="24"/>
-        </w:rPr>
-        <w:t xml:space="preserve">docs/DISCLOSURE.md</w:t>
-      </w:r>
+      <w:hyperlink r:id="rIdLnk8" w:history="1">
+        <w:r>
+          <w:rPr>
+            <w:rStyle w:val="Hyperlink"/>
+            <w:rFonts w:ascii="Courier New" w:hAnsi="Courier New" w:cs="Courier New"/>
+            <w:sz w:val="24"/>
+            <w:szCs w:val="24"/>
+          </w:rPr>
+          <w:t xml:space="preserve">docs/DISCLOSURE.md</w:t>
+        </w:r>
+      </w:hyperlink>
       <w:r>
         <w:t xml:space="preserve">).</w:t>
       </w:r>
@@ -2952,6 +2976,15 @@
     <w:rPr>
       <w:b/>
       <w:i/>
+    </w:rPr>
+  </w:style>
+  <w:style w:type="character" w:styleId="Hyperlink">
+    <w:name w:val="Hyperlink"/>
+    <w:uiPriority w:val="99"/>
+    <w:unhideWhenUsed/>
+    <w:rPr>
+      <w:color w:val="0563C1"/>
+      <w:u w:val="single"/>
     </w:rPr>
   </w:style>
   <w:style w:type="paragraph" w:styleId="ListDash">

--- a/docs/gost/07-opisanie-primeneniya.docx
+++ b/docs/gost/07-opisanie-primeneniya.docx
@@ -7,40 +7,7 @@
         <w:pStyle w:val="Title0"/>
       </w:pPr>
       <w:r>
-        <w:t xml:space="preserve">____</w:t>
-      </w:r>
-      <w:r>
-        <w:t xml:space="preserve">____</w:t>
-      </w:r>
-      <w:r>
-        <w:t xml:space="preserve">____</w:t>
-      </w:r>
-      <w:r>
-        <w:t xml:space="preserve">____</w:t>
-      </w:r>
-      <w:r>
-        <w:t xml:space="preserve">____</w:t>
-      </w:r>
-      <w:r>
-        <w:t xml:space="preserve">____</w:t>
-      </w:r>
-      <w:r>
-        <w:t xml:space="preserve">____</w:t>
-      </w:r>
-      <w:r>
-        <w:t xml:space="preserve">____</w:t>
-      </w:r>
-      <w:r>
-        <w:t xml:space="preserve">____</w:t>
-      </w:r>
-      <w:r>
-        <w:t xml:space="preserve">____</w:t>
-      </w:r>
-      <w:r>
-        <w:t xml:space="preserve">____</w:t>
-      </w:r>
-      <w:r>
-        <w:t xml:space="preserve">____</w:t>
+        <w:t xml:space="preserve">________________________________________________</w:t>
       </w:r>
     </w:p>
     <w:p>
@@ -202,41 +169,74 @@
           <w:sz w:val="24"/>
           <w:szCs w:val="24"/>
         </w:rPr>
-        <w:t xml:space="preserve">Обозначение документа: </w:t>
-      </w:r>
+        <w:t xml:space="preserve">Обозначение документа: ____________ (присваивается организацией)</w:t>
+      </w:r>
+    </w:p>
+    <w:p>
+      <w:pPr>
+        <w:pStyle w:val="Title0"/>
+      </w:pPr>
+    </w:p>
+    <w:p>
+      <w:pPr>
+        <w:pStyle w:val="Title0"/>
+      </w:pPr>
+      <w:r>
+        <w:rPr>
+          <w:b/>
+          <w:sz w:val="24"/>
+          <w:szCs w:val="24"/>
+        </w:rPr>
+        <w:t xml:space="preserve">Авторы:</w:t>
+      </w:r>
+    </w:p>
+    <w:p>
+      <w:pPr>
+        <w:pStyle w:val="Title0"/>
+      </w:pPr>
       <w:r>
         <w:rPr>
           <w:sz w:val="24"/>
           <w:szCs w:val="24"/>
         </w:rPr>
-        <w:t xml:space="preserve">____</w:t>
-      </w:r>
+        <w:t xml:space="preserve">Верховых Егор</w:t>
+      </w:r>
+    </w:p>
+    <w:p>
+      <w:pPr>
+        <w:pStyle w:val="Title0"/>
+      </w:pPr>
       <w:r>
         <w:rPr>
           <w:sz w:val="24"/>
           <w:szCs w:val="24"/>
         </w:rPr>
-        <w:t xml:space="preserve">____</w:t>
-      </w:r>
+        <w:t xml:space="preserve">Стрижевский Андрей</w:t>
+      </w:r>
+    </w:p>
+    <w:p>
+      <w:pPr>
+        <w:pStyle w:val="Title0"/>
+      </w:pPr>
       <w:r>
         <w:rPr>
           <w:sz w:val="24"/>
           <w:szCs w:val="24"/>
         </w:rPr>
-        <w:t xml:space="preserve">____</w:t>
-      </w:r>
+        <w:t xml:space="preserve">Парамонов Даниил</w:t>
+      </w:r>
+    </w:p>
+    <w:p>
+      <w:pPr>
+        <w:pStyle w:val="Title0"/>
+      </w:pPr>
       <w:r>
         <w:rPr>
           <w:sz w:val="24"/>
           <w:szCs w:val="24"/>
         </w:rPr>
-        <w:t xml:space="preserve"> (присваивается организацией)</w:t>
-      </w:r>
-    </w:p>
-    <w:p>
-      <w:pPr>
-        <w:pStyle w:val="Title0"/>
-      </w:pPr>
+        <w:t xml:space="preserve">Приц Артём</w:t>
+      </w:r>
     </w:p>
     <w:p>
       <w:pPr>
@@ -2985,6 +2985,38 @@
     <w:rPr>
       <w:color w:val="0563C1"/>
       <w:u w:val="single"/>
+    </w:rPr>
+  </w:style>
+  <w:style w:type="paragraph" w:styleId="FH">
+    <w:name w:val="File Heading"/>
+    <w:basedOn w:val="Normal"/>
+    <w:next w:val="FT"/>
+    <w:qFormat/>
+    <w:pPr>
+      <w:keepNext/>
+      <w:keepLines/>
+      <w:spacing w:before="140" w:after="20" w:line="240" w:lineRule="auto"/>
+      <w:ind w:firstLine="0"/>
+      <w:jc w:val="left"/>
+    </w:pPr>
+    <w:rPr>
+      <w:b/>
+      <w:sz w:val="24"/>
+      <w:szCs w:val="24"/>
+    </w:rPr>
+  </w:style>
+  <w:style w:type="paragraph" w:styleId="FT">
+    <w:name w:val="File Text"/>
+    <w:basedOn w:val="Normal"/>
+    <w:qFormat/>
+    <w:pPr>
+      <w:spacing w:after="40" w:line="252" w:lineRule="auto"/>
+      <w:ind w:firstLine="0"/>
+      <w:jc w:val="left"/>
+    </w:pPr>
+    <w:rPr>
+      <w:sz w:val="23"/>
+      <w:szCs w:val="23"/>
     </w:rPr>
   </w:style>
   <w:style w:type="paragraph" w:styleId="ListDash">

--- a/docs/gost/07-opisanie-primeneniya.docx
+++ b/docs/gost/07-opisanie-primeneniya.docx
@@ -856,7 +856,7 @@
         <w:tab/>
       </w:r>
       <w:r>
-        <w:t xml:space="preserve">7</w:t>
+        <w:t xml:space="preserve">8</w:t>
       </w:r>
       <w:r>
         <w:fldChar w:fldCharType="end"/>
@@ -1041,36 +1041,44 @@
         </w:numPr>
       </w:pPr>
       <w:r>
-        <w:t xml:space="preserve">Режим выбора виновника («кто это сделал») не включён и признан небезопасным (</w:t>
+        <w:t xml:space="preserve">Угадывание виновного не реализовано в основном коде и ненадёжно: на 6 новых рассказах лучший экспериментальный метод назвал виновного первым 2 раза из 6, как простая базовая «самый упоминаемый»; не обвинять невиновного получается лишь отказами отвечать (</w:t>
+      </w:r>
+      <w:r>
+        <w:rPr>
+          <w:rFonts w:ascii="Courier New" w:hAnsi="Courier New" w:cs="Courier New"/>
+          <w:sz w:val="24"/>
+          <w:szCs w:val="24"/>
+        </w:rPr>
+        <w:t xml:space="preserve">docs/spike/results/suspects-20261030.md</w:t>
+      </w:r>
+      <w:r>
+        <w:t xml:space="preserve"> на ветке </w:t>
+      </w:r>
+      <w:r>
+        <w:rPr>
+          <w:rFonts w:ascii="Courier New" w:hAnsi="Courier New" w:cs="Courier New"/>
+          <w:sz w:val="24"/>
+          <w:szCs w:val="24"/>
+        </w:rPr>
+        <w:t xml:space="preserve">feat/suspects-matrix</w:t>
+      </w:r>
+      <w:r>
+        <w:t xml:space="preserve">).</w:t>
+      </w:r>
+    </w:p>
+    <w:p>
+      <w:pPr>
+        <w:pStyle w:val="Heading1"/>
+      </w:pPr>
+      <w:r>
+        <w:t xml:space="preserve">2 Условия применения</w:t>
+      </w:r>
+    </w:p>
+    <w:p>
+      <w:r>
+        <w:t xml:space="preserve">Технические и программные требования – ТЗ, раздел 4; установка – «Руководство системного программиста» (РСП); работа оператора – «Руководство оператора» (РО). Программа применяется на одном компьютере; сеть не нужна; время ответа на целевом ноутбуке без GPU – десятки секунд (медиана 28,4 с, </w:t>
       </w:r>
       <w:hyperlink r:id="rIdLnk4" w:history="1">
-        <w:r>
-          <w:rPr>
-            <w:rStyle w:val="Hyperlink"/>
-            <w:rFonts w:ascii="Courier New" w:hAnsi="Courier New" w:cs="Courier New"/>
-            <w:sz w:val="24"/>
-            <w:szCs w:val="24"/>
-          </w:rPr>
-          <w:t xml:space="preserve">docs/spike/results/entity-answer-2026-10-29.md</w:t>
-        </w:r>
-      </w:hyperlink>
-      <w:r>
-        <w:t xml:space="preserve">).</w:t>
-      </w:r>
-    </w:p>
-    <w:p>
-      <w:pPr>
-        <w:pStyle w:val="Heading1"/>
-      </w:pPr>
-      <w:r>
-        <w:t xml:space="preserve">2 Условия применения</w:t>
-      </w:r>
-    </w:p>
-    <w:p>
-      <w:r>
-        <w:t xml:space="preserve">Технические и программные требования – ТЗ, раздел 4; установка – «Руководство системного программиста» (РСП); работа оператора – «Руководство оператора» (РО). Программа применяется на одном компьютере; сеть не нужна; время ответа на целевом ноутбуке без GPU – десятки секунд (медиана 28,4 с, </w:t>
-      </w:r>
-      <w:hyperlink r:id="rIdLnk5" w:history="1">
         <w:r>
           <w:rPr>
             <w:rStyle w:val="Hyperlink"/>
@@ -1805,7 +1813,7 @@
       <w:r>
         <w:t xml:space="preserve">Таблица 2 – Контрольный сценарий показа (</w:t>
       </w:r>
-      <w:hyperlink r:id="rIdLnk6" w:history="1">
+      <w:hyperlink r:id="rIdLnk5" w:history="1">
         <w:r>
           <w:rPr>
             <w:rStyle w:val="Hyperlink"/>
@@ -1819,7 +1827,7 @@
       <w:r>
         <w:t xml:space="preserve">, </w:t>
       </w:r>
-      <w:hyperlink r:id="rIdLnk7" w:history="1">
+      <w:hyperlink r:id="rIdLnk6" w:history="1">
         <w:r>
           <w:rPr>
             <w:rStyle w:val="Hyperlink"/>
@@ -2145,7 +2153,7 @@
       <w:r>
         <w:t xml:space="preserve">Все записи показа, выполненные не вживую, объявляются записями; находки на курируемых фактах называются курируемыми (</w:t>
       </w:r>
-      <w:hyperlink r:id="rIdLnk8" w:history="1">
+      <w:hyperlink r:id="rIdLnk7" w:history="1">
         <w:r>
           <w:rPr>
             <w:rStyle w:val="Hyperlink"/>

--- a/docs/gost/07-opisanie-primeneniya.docx
+++ b/docs/gost/07-opisanie-primeneniya.docx
@@ -1043,25 +1043,17 @@
       <w:r>
         <w:t xml:space="preserve">Угадывание виновного не реализовано в основном коде и ненадёжно: на 6 новых рассказах лучший экспериментальный метод назвал виновного первым 2 раза из 6, как простая базовая «самый упоминаемый»; не обвинять невиновного получается лишь отказами отвечать (</w:t>
       </w:r>
-      <w:r>
-        <w:rPr>
-          <w:rFonts w:ascii="Courier New" w:hAnsi="Courier New" w:cs="Courier New"/>
-          <w:sz w:val="24"/>
-          <w:szCs w:val="24"/>
-        </w:rPr>
-        <w:t xml:space="preserve">docs/spike/results/suspects-20261030.md</w:t>
-      </w:r>
-      <w:r>
-        <w:t xml:space="preserve"> на ветке </w:t>
-      </w:r>
-      <w:r>
-        <w:rPr>
-          <w:rFonts w:ascii="Courier New" w:hAnsi="Courier New" w:cs="Courier New"/>
-          <w:sz w:val="24"/>
-          <w:szCs w:val="24"/>
-        </w:rPr>
-        <w:t xml:space="preserve">feat/suspects-matrix</w:t>
-      </w:r>
+      <w:hyperlink r:id="rIdLnk4" w:history="1">
+        <w:r>
+          <w:rPr>
+            <w:rStyle w:val="Hyperlink"/>
+            <w:rFonts w:ascii="Courier New" w:hAnsi="Courier New" w:cs="Courier New"/>
+            <w:sz w:val="24"/>
+            <w:szCs w:val="24"/>
+          </w:rPr>
+          <w:t xml:space="preserve">docs/spike/results/suspects-20261030.md</w:t>
+        </w:r>
+      </w:hyperlink>
       <w:r>
         <w:t xml:space="preserve">).</w:t>
       </w:r>
@@ -1078,7 +1070,7 @@
       <w:r>
         <w:t xml:space="preserve">Технические и программные требования – ТЗ, раздел 4; установка – «Руководство системного программиста» (РСП); работа оператора – «Руководство оператора» (РО). Программа применяется на одном компьютере; сеть не нужна; время ответа на целевом ноутбуке без GPU – десятки секунд (медиана 28,4 с, </w:t>
       </w:r>
-      <w:hyperlink r:id="rIdLnk4" w:history="1">
+      <w:hyperlink r:id="rIdLnk5" w:history="1">
         <w:r>
           <w:rPr>
             <w:rStyle w:val="Hyperlink"/>
@@ -1813,7 +1805,7 @@
       <w:r>
         <w:t xml:space="preserve">Таблица 2 – Контрольный сценарий показа (</w:t>
       </w:r>
-      <w:hyperlink r:id="rIdLnk5" w:history="1">
+      <w:hyperlink r:id="rIdLnk6" w:history="1">
         <w:r>
           <w:rPr>
             <w:rStyle w:val="Hyperlink"/>
@@ -1827,7 +1819,7 @@
       <w:r>
         <w:t xml:space="preserve">, </w:t>
       </w:r>
-      <w:hyperlink r:id="rIdLnk6" w:history="1">
+      <w:hyperlink r:id="rIdLnk7" w:history="1">
         <w:r>
           <w:rPr>
             <w:rStyle w:val="Hyperlink"/>
@@ -2153,7 +2145,7 @@
       <w:r>
         <w:t xml:space="preserve">Все записи показа, выполненные не вживую, объявляются записями; находки на курируемых фактах называются курируемыми (</w:t>
       </w:r>
-      <w:hyperlink r:id="rIdLnk7" w:history="1">
+      <w:hyperlink r:id="rIdLnk8" w:history="1">
         <w:r>
           <w:rPr>
             <w:rStyle w:val="Hyperlink"/>

--- a/docs/gost/07-opisanie-primeneniya.docx
+++ b/docs/gost/07-opisanie-primeneniya.docx
@@ -872,7 +872,7 @@
         <w:pStyle w:val="NoIndent"/>
       </w:pPr>
       <w:r>
-        <w:t xml:space="preserve">Документ составлен по материалам репозитория и измерениям, лежащим в </w:t>
+        <w:t xml:space="preserve">Документ – черновик: составлен по материалам репозитория и измерениям, лежащим в </w:t>
       </w:r>
       <w:hyperlink r:id="rIdLnk1" w:history="1">
         <w:r>
@@ -900,7 +900,7 @@
         </w:r>
       </w:hyperlink>
       <w:r>
-        <w:t xml:space="preserve">, с помощью ИИ-ассистента; человеком не проверен и никем не согласован. Подписи, должности, даты согласования и обозначение документа оставлены пустыми намеренно.</w:t>
+        <w:t xml:space="preserve">; человеком не проверен и никем не согласован. Подписи, должности, даты согласования и обозначение документа оставлены пустыми намеренно.</w:t>
       </w:r>
     </w:p>
     <w:p>

--- a/docs/gost/07-opisanie-primeneniya.docx
+++ b/docs/gost/07-opisanie-primeneniya.docx
@@ -752,7 +752,7 @@
         <w:pStyle w:val="TOC2"/>
       </w:pPr>
       <w:r>
-        <w:t xml:space="preserve">1.2 Ограничения области применения</w:t>
+        <w:t xml:space="preserve">1.2 Границы применения и план развития</w:t>
       </w:r>
       <w:r>
         <w:tab/>
@@ -842,7 +842,7 @@
         <w:tab/>
       </w:r>
       <w:r>
-        <w:t xml:space="preserve">6</w:t>
+        <w:t xml:space="preserve">7</w:t>
       </w:r>
     </w:p>
     <w:p>
@@ -979,7 +979,12 @@
         <w:pStyle w:val="Heading2"/>
       </w:pPr>
       <w:r>
-        <w:t xml:space="preserve">1.2 Ограничения области применения</w:t>
+        <w:t xml:space="preserve">1.2 Границы применения и план развития</w:t>
+      </w:r>
+    </w:p>
+    <w:p>
+      <w:r>
+        <w:t xml:space="preserve">Что работает: ответы с цитатами, отказ при отсутствии опоры в тексте, правила R1–R3 с объяснениями, 986 автотестов проходят. Границы применения и следующие шаги:</w:t>
       </w:r>
     </w:p>
     <w:p>
@@ -1003,7 +1008,7 @@
         </w:numPr>
       </w:pPr>
       <w:r>
-        <w:t xml:space="preserve">Программа не делает выводов о виновности и не заменяет чтение рассказа: вывод правила следует из извлечённых фактов, а извлечение ошибается.</w:t>
+        <w:t xml:space="preserve">Программа помогает работать с текстом и не заменяет чтение рассказа; она не делает выводов о виновности: вывод правила следует из извлечённых фактов, поэтому цитаты входов показаны всегда.</w:t>
       </w:r>
     </w:p>
     <w:p>
@@ -1015,7 +1020,7 @@
         </w:numPr>
       </w:pPr>
       <w:r>
-        <w:t xml:space="preserve">Автоматически построенный граф содержит очень мало фактов, пригодных для правил (структурированные утверждения о присутствии – 0,7 % высказываний, </w:t>
+        <w:t xml:space="preserve">Автоматически построенный граф пока содержит немного фактов, пригодных для правил (структурированные утверждения о присутствии – 0,7 % высказываний, </w:t>
       </w:r>
       <w:hyperlink r:id="rIdLnk3" w:history="1">
         <w:r>
@@ -1029,7 +1034,7 @@
         </w:r>
       </w:hyperlink>
       <w:r>
-        <w:t xml:space="preserve">), поэтому проверка алиби и противоречий на произвольном рассказе чаще вернёт «неизвестно» или пустой результат; уверенные находки есть только для курируемых демонстрационных случаев.</w:t>
+        <w:t xml:space="preserve">); поэтому проверка алиби и противоречий на произвольном рассказе чаще вернёт «неизвестно» или пустой результат, а уверенные находки есть для демонстрационных случаев с фактами, введёнными вручную и перепроверенными человеком 29.10.2026. Следующий шаг – больше фактов «кто где был».</w:t>
       </w:r>
     </w:p>
     <w:p>
@@ -1041,7 +1046,7 @@
         </w:numPr>
       </w:pPr>
       <w:r>
-        <w:t xml:space="preserve">Угадывание виновного не реализовано в основном коде и ненадёжно: на 6 новых рассказах лучший экспериментальный метод назвал виновного первым 2 раза из 6, как простая базовая «самый упоминаемый»; не обвинять невиновного получается лишь отказами отвечать (</w:t>
+        <w:t xml:space="preserve">Угадывание виновного – эксперимент, он не включён в основной путь ответов: на 6 новых рассказах лучший метод назвал виновного первым 2 раза из 6, на уровне простой базовой «самый упоминаемый»; осторожный режим невиновного не называл, но отвечает редко (</w:t>
       </w:r>
       <w:hyperlink r:id="rIdLnk4" w:history="1">
         <w:r>
@@ -1055,7 +1060,7 @@
         </w:r>
       </w:hyperlink>
       <w:r>
-        <w:t xml:space="preserve">).</w:t>
+        <w:t xml:space="preserve">). Нужны новые рассказы и проверка меток человеком.</w:t>
       </w:r>
     </w:p>
     <w:p>
